--- a/assets/courses/0067/@_6.0.4_研究方法段落模板庫A-H.docx
+++ b/assets/courses/0067/@_6.0.4_研究方法段落模板庫A-H.docx
@@ -5311,7 +5311,7 @@
           <w:sz w:val="24"/>
           <w:szCs w:val="24"/>
         </w:rPr>
-        <w:t xml:space="preserve">以〔提醒、匿名作答〕降低無回應偏差並比較早晚回覆者；以〔Harman 單因子檢定〕檢查共同方法變異。</w:t>
+        <w:t xml:space="preserve">以〔提醒、匿名作答〕降低無回應偏差並比較早晚回覆者；共同方法變異先以問卷設計事前降低，〔Harman 單因子檢定〕僅作初步檢查，並輔以〔標記變數法或全共線性 VIF〕。</w:t>
       </w:r>
     </w:p>
     <w:p>
@@ -6704,7 +6704,7 @@
           <w:sz w:val="24"/>
           <w:szCs w:val="24"/>
         </w:rPr>
-        <w:t xml:space="preserve">以〔成員檢核、同儕檢核、稽核軌跡、反思日誌〕分別對應可信性、可轉移性、可靠性、可確認性。</w:t>
+        <w:t xml:space="preserve">以〔成員檢核、同儕檢核〕提升可信性，以〔厚實描述〕支持可轉移性，以〔稽核軌跡〕支持可靠性，以〔反思日誌與稽核軌跡〕支持可確認性（Lincoln &amp; Guba, 1985）。</w:t>
       </w:r>
     </w:p>
     <w:p>
@@ -10641,7 +10641,7 @@
                 <w:sz w:val="21"/>
                 <w:szCs w:val="21"/>
               </w:rPr>
-              <w:t xml:space="preserve">不死時間、立即偏誤、未測干擾；E-value</w:t>
+              <w:t xml:space="preserve">不死時間偏誤、盛行使用者偏誤、未測干擾；E-value</w:t>
             </w:r>
           </w:p>
         </w:tc>
